--- a/output.docx
+++ b/output.docx
@@ -2,6 +2,635 @@
 <file path=word/document.xml><?xml version="1.0" encoding="utf-8"?>
 <w:document xmlns:wpc="http://schemas.microsoft.com/office/word/2010/wordprocessingCanvas" xmlns:cx="http://schemas.microsoft.com/office/drawing/2014/chartex" xmlns:mc="http://schemas.openxmlformats.org/markup-compatibility/2006" xmlns:o="urn:schemas-microsoft-com:office:office" xmlns:r="http://schemas.openxmlformats.org/officeDocument/2006/relationships" xmlns:m="http://schemas.openxmlformats.org/officeDocument/2006/math" xmlns:v="urn:schemas-microsoft-com:vml" xmlns:wp14="http://schemas.microsoft.com/office/word/2010/wordprocessingDrawing" xmlns:wp="http://schemas.openxmlformats.org/drawingml/2006/wordprocessingDrawing" xmlns:w10="urn:schemas-microsoft-com:office:word" xmlns:w="http://schemas.openxmlformats.org/wordprocessingml/2006/main" xmlns:w14="http://schemas.microsoft.com/office/word/2010/wordml" xmlns:w15="http://schemas.microsoft.com/office/word/2012/wordml" xmlns:w16se="http://schemas.microsoft.com/office/word/2015/wordml/symex" xmlns:wpg="http://schemas.microsoft.com/office/word/2010/wordprocessingGroup" xmlns:wpi="http://schemas.microsoft.com/office/word/2010/wordprocessingInk" xmlns:wne="http://schemas.microsoft.com/office/word/2006/wordml" xmlns:wps="http://schemas.microsoft.com/office/word/2010/wordprocessingShape" mc:Ignorable="w14 w15 w16se wp14">
   <w:body>
+    <w:p>
+      <w:pPr>
+        <w:spacing w:before="100" w:beforeAutospacing="1" w:after="100" w:afterAutospacing="1" w:line="240" w:lineRule="auto"/>
+        <w:outlineLvl w:val="0"/>
+        <w:rPr>
+          <w:rFonts w:ascii="Times New Roman" w:eastAsia="Times New Roman" w:hAnsi="Times New Roman" w:cs="Times New Roman"/>
+          <w:b/>
+          <w:bCs/>
+          <w:kern w:val="36"/>
+          <w:sz w:val="40"/>
+          <w:szCs w:val="48"/>
+          <w:lang w:eastAsia="en-IN"/>
+        </w:rPr>
+      </w:pPr>
+      <w:r>
+        <w:rPr>
+          <w:rFonts w:ascii="Times New Roman" w:eastAsia="Times New Roman" w:hAnsi="Times New Roman" w:cs="Times New Roman"/>
+          <w:b/>
+          <w:bCs/>
+          <w:kern w:val="36"/>
+          <w:sz w:val="40"/>
+          <w:szCs w:val="48"/>
+          <w:lang w:eastAsia="en-IN"/>
+        </w:rPr>
+        <w:t>PROMPT:</w:t>
+      </w:r>
+    </w:p>
+    <w:p>
+      <w:pPr>
+        <w:spacing w:before="100" w:beforeAutospacing="1" w:after="100" w:afterAutospacing="1" w:line="240" w:lineRule="auto"/>
+        <w:outlineLvl w:val="0"/>
+        <w:rPr>
+          <w:rFonts w:ascii="Times New Roman" w:hAnsi="Times New Roman" w:cs="Times New Roman"/>
+          <w:sz w:val="24"/>
+        </w:rPr>
+      </w:pPr>
+      <w:r>
+        <w:rPr>
+          <w:rFonts w:ascii="Times New Roman" w:hAnsi="Times New Roman" w:cs="Times New Roman"/>
+          <w:sz w:val="24"/>
+        </w:rPr>
+        <w:t>Create website copy for "</w:t>
+      </w:r>
+      <w:proofErr w:type="spellStart"/>
+      <w:r>
+        <w:rPr>
+          <w:rFonts w:ascii="Times New Roman" w:hAnsi="Times New Roman" w:cs="Times New Roman"/>
+          <w:sz w:val="24"/>
+        </w:rPr>
+        <w:t>VelvetVows</w:t>
+      </w:r>
+      <w:proofErr w:type="spellEnd"/>
+      <w:r>
+        <w:rPr>
+          <w:rFonts w:ascii="Times New Roman" w:hAnsi="Times New Roman" w:cs="Times New Roman"/>
+          <w:sz w:val="24"/>
+        </w:rPr>
+        <w:t xml:space="preserve"> Celebrations", an event decoration and event planning business. </w:t>
+      </w:r>
+    </w:p>
+    <w:p>
+      <w:pPr>
+        <w:spacing w:before="100" w:beforeAutospacing="1" w:after="100" w:afterAutospacing="1" w:line="240" w:lineRule="auto"/>
+        <w:outlineLvl w:val="0"/>
+        <w:rPr>
+          <w:rFonts w:ascii="Times New Roman" w:hAnsi="Times New Roman" w:cs="Times New Roman"/>
+          <w:sz w:val="24"/>
+        </w:rPr>
+      </w:pPr>
+      <w:r>
+        <w:rPr>
+          <w:rFonts w:ascii="Times New Roman" w:hAnsi="Times New Roman" w:cs="Times New Roman"/>
+          <w:sz w:val="24"/>
+        </w:rPr>
+        <w:t>Generate:</w:t>
+      </w:r>
+    </w:p>
+    <w:p>
+      <w:pPr>
+        <w:spacing w:before="100" w:beforeAutospacing="1" w:after="100" w:afterAutospacing="1" w:line="240" w:lineRule="auto"/>
+        <w:outlineLvl w:val="0"/>
+        <w:rPr>
+          <w:rFonts w:ascii="Times New Roman" w:hAnsi="Times New Roman" w:cs="Times New Roman"/>
+          <w:sz w:val="24"/>
+        </w:rPr>
+      </w:pPr>
+      <w:r>
+        <w:rPr>
+          <w:rFonts w:ascii="Times New Roman" w:hAnsi="Times New Roman" w:cs="Times New Roman"/>
+          <w:sz w:val="24"/>
+        </w:rPr>
+        <w:t xml:space="preserve"> 1. A </w:t>
+      </w:r>
+      <w:proofErr w:type="spellStart"/>
+      <w:r>
+        <w:rPr>
+          <w:rFonts w:ascii="Times New Roman" w:hAnsi="Times New Roman" w:cs="Times New Roman"/>
+          <w:sz w:val="24"/>
+        </w:rPr>
+        <w:t>heartwarming</w:t>
+      </w:r>
+      <w:proofErr w:type="spellEnd"/>
+      <w:r>
+        <w:rPr>
+          <w:rFonts w:ascii="Times New Roman" w:hAnsi="Times New Roman" w:cs="Times New Roman"/>
+          <w:sz w:val="24"/>
+        </w:rPr>
+        <w:t xml:space="preserve"> and welcoming homepage that includes: </w:t>
+      </w:r>
+    </w:p>
+    <w:p>
+      <w:pPr>
+        <w:spacing w:before="100" w:beforeAutospacing="1" w:after="100" w:afterAutospacing="1" w:line="240" w:lineRule="auto"/>
+        <w:outlineLvl w:val="0"/>
+        <w:rPr>
+          <w:rFonts w:ascii="Times New Roman" w:hAnsi="Times New Roman" w:cs="Times New Roman"/>
+          <w:sz w:val="24"/>
+        </w:rPr>
+      </w:pPr>
+      <w:r>
+        <w:rPr>
+          <w:rFonts w:ascii="Times New Roman" w:hAnsi="Times New Roman" w:cs="Times New Roman"/>
+          <w:sz w:val="24"/>
+        </w:rPr>
+        <w:t xml:space="preserve">- A headline with clear value proposition </w:t>
+      </w:r>
+    </w:p>
+    <w:p>
+      <w:pPr>
+        <w:spacing w:before="100" w:beforeAutospacing="1" w:after="100" w:afterAutospacing="1" w:line="240" w:lineRule="auto"/>
+        <w:outlineLvl w:val="0"/>
+        <w:rPr>
+          <w:rFonts w:ascii="Times New Roman" w:hAnsi="Times New Roman" w:cs="Times New Roman"/>
+          <w:sz w:val="24"/>
+        </w:rPr>
+      </w:pPr>
+      <w:r>
+        <w:rPr>
+          <w:rFonts w:ascii="Times New Roman" w:hAnsi="Times New Roman" w:cs="Times New Roman"/>
+          <w:sz w:val="24"/>
+        </w:rPr>
+        <w:t xml:space="preserve">- A meaningful </w:t>
+      </w:r>
+      <w:proofErr w:type="spellStart"/>
+      <w:r>
+        <w:rPr>
+          <w:rFonts w:ascii="Times New Roman" w:hAnsi="Times New Roman" w:cs="Times New Roman"/>
+          <w:sz w:val="24"/>
+        </w:rPr>
+        <w:t>subheadline</w:t>
+      </w:r>
+      <w:proofErr w:type="spellEnd"/>
+      <w:r>
+        <w:rPr>
+          <w:rFonts w:ascii="Times New Roman" w:hAnsi="Times New Roman" w:cs="Times New Roman"/>
+          <w:sz w:val="24"/>
+        </w:rPr>
+        <w:t xml:space="preserve"> (who </w:t>
+      </w:r>
+      <w:proofErr w:type="gramStart"/>
+      <w:r>
+        <w:rPr>
+          <w:rFonts w:ascii="Times New Roman" w:hAnsi="Times New Roman" w:cs="Times New Roman"/>
+          <w:sz w:val="24"/>
+        </w:rPr>
+        <w:t>it’s</w:t>
+      </w:r>
+      <w:proofErr w:type="gramEnd"/>
+      <w:r>
+        <w:rPr>
+          <w:rFonts w:ascii="Times New Roman" w:hAnsi="Times New Roman" w:cs="Times New Roman"/>
+          <w:sz w:val="24"/>
+        </w:rPr>
+        <w:t xml:space="preserve"> for + benefit) </w:t>
+      </w:r>
+    </w:p>
+    <w:p>
+      <w:pPr>
+        <w:spacing w:before="100" w:beforeAutospacing="1" w:after="100" w:afterAutospacing="1" w:line="240" w:lineRule="auto"/>
+        <w:outlineLvl w:val="0"/>
+        <w:rPr>
+          <w:rFonts w:ascii="Times New Roman" w:hAnsi="Times New Roman" w:cs="Times New Roman"/>
+          <w:sz w:val="24"/>
+        </w:rPr>
+      </w:pPr>
+      <w:r>
+        <w:rPr>
+          <w:rFonts w:ascii="Times New Roman" w:hAnsi="Times New Roman" w:cs="Times New Roman"/>
+          <w:sz w:val="24"/>
+        </w:rPr>
+        <w:t xml:space="preserve">- An Intro section </w:t>
+      </w:r>
+    </w:p>
+    <w:p>
+      <w:pPr>
+        <w:spacing w:before="100" w:beforeAutospacing="1" w:after="100" w:afterAutospacing="1" w:line="240" w:lineRule="auto"/>
+        <w:outlineLvl w:val="0"/>
+        <w:rPr>
+          <w:rFonts w:ascii="Times New Roman" w:hAnsi="Times New Roman" w:cs="Times New Roman"/>
+          <w:sz w:val="24"/>
+        </w:rPr>
+      </w:pPr>
+      <w:r>
+        <w:rPr>
+          <w:rFonts w:ascii="Times New Roman" w:hAnsi="Times New Roman" w:cs="Times New Roman"/>
+          <w:sz w:val="24"/>
+        </w:rPr>
+        <w:t xml:space="preserve">2. Service page descriptions with sample image suggestions </w:t>
+      </w:r>
+      <w:proofErr w:type="gramStart"/>
+      <w:r>
+        <w:rPr>
+          <w:rFonts w:ascii="Times New Roman" w:hAnsi="Times New Roman" w:cs="Times New Roman"/>
+          <w:sz w:val="24"/>
+        </w:rPr>
+        <w:t>for</w:t>
+      </w:r>
+      <w:proofErr w:type="gramEnd"/>
+      <w:r>
+        <w:rPr>
+          <w:rFonts w:ascii="Times New Roman" w:hAnsi="Times New Roman" w:cs="Times New Roman"/>
+          <w:sz w:val="24"/>
+        </w:rPr>
+        <w:t xml:space="preserve">: </w:t>
+      </w:r>
+    </w:p>
+    <w:p>
+      <w:pPr>
+        <w:spacing w:before="100" w:beforeAutospacing="1" w:after="100" w:afterAutospacing="1" w:line="240" w:lineRule="auto"/>
+        <w:outlineLvl w:val="0"/>
+        <w:rPr>
+          <w:rFonts w:ascii="Times New Roman" w:hAnsi="Times New Roman" w:cs="Times New Roman"/>
+          <w:sz w:val="24"/>
+        </w:rPr>
+      </w:pPr>
+      <w:r>
+        <w:rPr>
+          <w:rFonts w:ascii="Times New Roman" w:hAnsi="Times New Roman" w:cs="Times New Roman"/>
+          <w:sz w:val="24"/>
+        </w:rPr>
+        <w:t xml:space="preserve">- Wedding Decorations </w:t>
+      </w:r>
+    </w:p>
+    <w:p>
+      <w:pPr>
+        <w:spacing w:before="100" w:beforeAutospacing="1" w:after="100" w:afterAutospacing="1" w:line="240" w:lineRule="auto"/>
+        <w:outlineLvl w:val="0"/>
+        <w:rPr>
+          <w:rFonts w:ascii="Times New Roman" w:hAnsi="Times New Roman" w:cs="Times New Roman"/>
+          <w:sz w:val="24"/>
+        </w:rPr>
+      </w:pPr>
+      <w:r>
+        <w:rPr>
+          <w:rFonts w:ascii="Times New Roman" w:hAnsi="Times New Roman" w:cs="Times New Roman"/>
+          <w:sz w:val="24"/>
+        </w:rPr>
+        <w:t xml:space="preserve">- Engagement Decorations </w:t>
+      </w:r>
+    </w:p>
+    <w:p>
+      <w:pPr>
+        <w:spacing w:before="100" w:beforeAutospacing="1" w:after="100" w:afterAutospacing="1" w:line="240" w:lineRule="auto"/>
+        <w:outlineLvl w:val="0"/>
+        <w:rPr>
+          <w:rFonts w:ascii="Times New Roman" w:hAnsi="Times New Roman" w:cs="Times New Roman"/>
+          <w:sz w:val="24"/>
+        </w:rPr>
+      </w:pPr>
+      <w:r>
+        <w:rPr>
+          <w:rFonts w:ascii="Times New Roman" w:hAnsi="Times New Roman" w:cs="Times New Roman"/>
+          <w:sz w:val="24"/>
+        </w:rPr>
+        <w:t xml:space="preserve">- Birthday Celebrations </w:t>
+      </w:r>
+    </w:p>
+    <w:p>
+      <w:pPr>
+        <w:spacing w:before="100" w:beforeAutospacing="1" w:after="100" w:afterAutospacing="1" w:line="240" w:lineRule="auto"/>
+        <w:outlineLvl w:val="0"/>
+        <w:rPr>
+          <w:rFonts w:ascii="Times New Roman" w:hAnsi="Times New Roman" w:cs="Times New Roman"/>
+          <w:sz w:val="24"/>
+        </w:rPr>
+      </w:pPr>
+      <w:r>
+        <w:rPr>
+          <w:rFonts w:ascii="Times New Roman" w:hAnsi="Times New Roman" w:cs="Times New Roman"/>
+          <w:sz w:val="24"/>
+        </w:rPr>
+        <w:t xml:space="preserve">- Baby Shower Decorations </w:t>
+      </w:r>
+    </w:p>
+    <w:p>
+      <w:pPr>
+        <w:spacing w:before="100" w:beforeAutospacing="1" w:after="100" w:afterAutospacing="1" w:line="240" w:lineRule="auto"/>
+        <w:outlineLvl w:val="0"/>
+        <w:rPr>
+          <w:rFonts w:ascii="Times New Roman" w:hAnsi="Times New Roman" w:cs="Times New Roman"/>
+          <w:sz w:val="24"/>
+        </w:rPr>
+      </w:pPr>
+      <w:r>
+        <w:rPr>
+          <w:rFonts w:ascii="Times New Roman" w:hAnsi="Times New Roman" w:cs="Times New Roman"/>
+          <w:sz w:val="24"/>
+        </w:rPr>
+        <w:t xml:space="preserve">- Anniversary Celebrations </w:t>
+      </w:r>
+    </w:p>
+    <w:p>
+      <w:pPr>
+        <w:spacing w:before="100" w:beforeAutospacing="1" w:after="100" w:afterAutospacing="1" w:line="240" w:lineRule="auto"/>
+        <w:outlineLvl w:val="0"/>
+        <w:rPr>
+          <w:rFonts w:ascii="Times New Roman" w:hAnsi="Times New Roman" w:cs="Times New Roman"/>
+          <w:sz w:val="24"/>
+        </w:rPr>
+      </w:pPr>
+      <w:r>
+        <w:rPr>
+          <w:rFonts w:ascii="Times New Roman" w:hAnsi="Times New Roman" w:cs="Times New Roman"/>
+          <w:sz w:val="24"/>
+        </w:rPr>
+        <w:t xml:space="preserve">- Corporate Events </w:t>
+      </w:r>
+    </w:p>
+    <w:p>
+      <w:pPr>
+        <w:spacing w:before="100" w:beforeAutospacing="1" w:after="100" w:afterAutospacing="1" w:line="240" w:lineRule="auto"/>
+        <w:outlineLvl w:val="0"/>
+        <w:rPr>
+          <w:rFonts w:ascii="Times New Roman" w:hAnsi="Times New Roman" w:cs="Times New Roman"/>
+          <w:sz w:val="24"/>
+        </w:rPr>
+      </w:pPr>
+      <w:r>
+        <w:rPr>
+          <w:rFonts w:ascii="Times New Roman" w:hAnsi="Times New Roman" w:cs="Times New Roman"/>
+          <w:sz w:val="24"/>
+        </w:rPr>
+        <w:t xml:space="preserve">- Custom Theme Decorations For each service, explain: </w:t>
+      </w:r>
+    </w:p>
+    <w:p>
+      <w:pPr>
+        <w:spacing w:before="100" w:beforeAutospacing="1" w:after="100" w:afterAutospacing="1" w:line="240" w:lineRule="auto"/>
+        <w:outlineLvl w:val="0"/>
+        <w:rPr>
+          <w:rFonts w:ascii="Times New Roman" w:hAnsi="Times New Roman" w:cs="Times New Roman"/>
+          <w:sz w:val="24"/>
+        </w:rPr>
+      </w:pPr>
+      <w:r>
+        <w:rPr>
+          <w:rFonts w:ascii="Times New Roman" w:hAnsi="Times New Roman" w:cs="Times New Roman"/>
+          <w:sz w:val="24"/>
+        </w:rPr>
+        <w:t xml:space="preserve">- What we offer </w:t>
+      </w:r>
+    </w:p>
+    <w:p>
+      <w:pPr>
+        <w:spacing w:before="100" w:beforeAutospacing="1" w:after="100" w:afterAutospacing="1" w:line="240" w:lineRule="auto"/>
+        <w:outlineLvl w:val="0"/>
+        <w:rPr>
+          <w:rFonts w:ascii="Times New Roman" w:hAnsi="Times New Roman" w:cs="Times New Roman"/>
+          <w:sz w:val="24"/>
+        </w:rPr>
+      </w:pPr>
+      <w:r>
+        <w:rPr>
+          <w:rFonts w:ascii="Times New Roman" w:hAnsi="Times New Roman" w:cs="Times New Roman"/>
+          <w:sz w:val="24"/>
+        </w:rPr>
+        <w:t xml:space="preserve">- How it benefits customers </w:t>
+      </w:r>
+    </w:p>
+    <w:p>
+      <w:pPr>
+        <w:spacing w:before="100" w:beforeAutospacing="1" w:after="100" w:afterAutospacing="1" w:line="240" w:lineRule="auto"/>
+        <w:outlineLvl w:val="0"/>
+        <w:rPr>
+          <w:rFonts w:ascii="Times New Roman" w:hAnsi="Times New Roman" w:cs="Times New Roman"/>
+          <w:sz w:val="24"/>
+        </w:rPr>
+      </w:pPr>
+      <w:r>
+        <w:rPr>
+          <w:rFonts w:ascii="Times New Roman" w:hAnsi="Times New Roman" w:cs="Times New Roman"/>
+          <w:sz w:val="24"/>
+        </w:rPr>
+        <w:t xml:space="preserve">- Why </w:t>
+      </w:r>
+      <w:proofErr w:type="spellStart"/>
+      <w:r>
+        <w:rPr>
+          <w:rFonts w:ascii="Times New Roman" w:hAnsi="Times New Roman" w:cs="Times New Roman"/>
+          <w:sz w:val="24"/>
+        </w:rPr>
+        <w:t>VelvetVows</w:t>
+      </w:r>
+      <w:proofErr w:type="spellEnd"/>
+      <w:r>
+        <w:rPr>
+          <w:rFonts w:ascii="Times New Roman" w:hAnsi="Times New Roman" w:cs="Times New Roman"/>
+          <w:sz w:val="24"/>
+        </w:rPr>
+        <w:t xml:space="preserve"> Celebrations is the right choice </w:t>
+      </w:r>
+    </w:p>
+    <w:p>
+      <w:pPr>
+        <w:spacing w:before="100" w:beforeAutospacing="1" w:after="100" w:afterAutospacing="1" w:line="240" w:lineRule="auto"/>
+        <w:outlineLvl w:val="0"/>
+        <w:rPr>
+          <w:rFonts w:ascii="Times New Roman" w:hAnsi="Times New Roman" w:cs="Times New Roman"/>
+          <w:sz w:val="24"/>
+        </w:rPr>
+      </w:pPr>
+      <w:bookmarkStart w:id="0" w:name="_GoBack"/>
+      <w:bookmarkEnd w:id="0"/>
+      <w:r>
+        <w:rPr>
+          <w:rFonts w:ascii="Times New Roman" w:hAnsi="Times New Roman" w:cs="Times New Roman"/>
+          <w:sz w:val="24"/>
+        </w:rPr>
+        <w:t xml:space="preserve">Keep the descriptions short and sweet. </w:t>
+      </w:r>
+    </w:p>
+    <w:p>
+      <w:pPr>
+        <w:spacing w:before="100" w:beforeAutospacing="1" w:after="100" w:afterAutospacing="1" w:line="240" w:lineRule="auto"/>
+        <w:outlineLvl w:val="0"/>
+        <w:rPr>
+          <w:rFonts w:ascii="Times New Roman" w:hAnsi="Times New Roman" w:cs="Times New Roman"/>
+          <w:sz w:val="24"/>
+        </w:rPr>
+      </w:pPr>
+      <w:r>
+        <w:rPr>
+          <w:rFonts w:ascii="Times New Roman" w:hAnsi="Times New Roman" w:cs="Times New Roman"/>
+          <w:sz w:val="24"/>
+        </w:rPr>
+        <w:t xml:space="preserve">3. Strong CTA sections </w:t>
+      </w:r>
+      <w:proofErr w:type="gramStart"/>
+      <w:r>
+        <w:rPr>
+          <w:rFonts w:ascii="Times New Roman" w:hAnsi="Times New Roman" w:cs="Times New Roman"/>
+          <w:sz w:val="24"/>
+        </w:rPr>
+        <w:t>for</w:t>
+      </w:r>
+      <w:proofErr w:type="gramEnd"/>
+      <w:r>
+        <w:rPr>
+          <w:rFonts w:ascii="Times New Roman" w:hAnsi="Times New Roman" w:cs="Times New Roman"/>
+          <w:sz w:val="24"/>
+        </w:rPr>
+        <w:t xml:space="preserve">: </w:t>
+      </w:r>
+    </w:p>
+    <w:p>
+      <w:pPr>
+        <w:spacing w:before="100" w:beforeAutospacing="1" w:after="100" w:afterAutospacing="1" w:line="240" w:lineRule="auto"/>
+        <w:outlineLvl w:val="0"/>
+        <w:rPr>
+          <w:rFonts w:ascii="Times New Roman" w:hAnsi="Times New Roman" w:cs="Times New Roman"/>
+          <w:sz w:val="24"/>
+        </w:rPr>
+      </w:pPr>
+      <w:r>
+        <w:rPr>
+          <w:rFonts w:ascii="Times New Roman" w:hAnsi="Times New Roman" w:cs="Times New Roman"/>
+          <w:sz w:val="24"/>
+        </w:rPr>
+        <w:t xml:space="preserve">- Contact Us </w:t>
+      </w:r>
+    </w:p>
+    <w:p>
+      <w:pPr>
+        <w:spacing w:before="100" w:beforeAutospacing="1" w:after="100" w:afterAutospacing="1" w:line="240" w:lineRule="auto"/>
+        <w:outlineLvl w:val="0"/>
+        <w:rPr>
+          <w:rFonts w:ascii="Times New Roman" w:hAnsi="Times New Roman" w:cs="Times New Roman"/>
+          <w:sz w:val="24"/>
+        </w:rPr>
+      </w:pPr>
+      <w:r>
+        <w:rPr>
+          <w:rFonts w:ascii="Times New Roman" w:hAnsi="Times New Roman" w:cs="Times New Roman"/>
+          <w:sz w:val="24"/>
+        </w:rPr>
+        <w:t xml:space="preserve">- Book a Consultation </w:t>
+      </w:r>
+    </w:p>
+    <w:p>
+      <w:pPr>
+        <w:spacing w:before="100" w:beforeAutospacing="1" w:after="100" w:afterAutospacing="1" w:line="240" w:lineRule="auto"/>
+        <w:outlineLvl w:val="0"/>
+        <w:rPr>
+          <w:rFonts w:ascii="Times New Roman" w:hAnsi="Times New Roman" w:cs="Times New Roman"/>
+          <w:sz w:val="24"/>
+        </w:rPr>
+      </w:pPr>
+      <w:r>
+        <w:rPr>
+          <w:rFonts w:ascii="Times New Roman" w:hAnsi="Times New Roman" w:cs="Times New Roman"/>
+          <w:sz w:val="24"/>
+        </w:rPr>
+        <w:t xml:space="preserve">- Trust building copy </w:t>
+      </w:r>
+    </w:p>
+    <w:p>
+      <w:pPr>
+        <w:spacing w:before="100" w:beforeAutospacing="1" w:after="100" w:afterAutospacing="1" w:line="240" w:lineRule="auto"/>
+        <w:outlineLvl w:val="0"/>
+        <w:rPr>
+          <w:rFonts w:ascii="Times New Roman" w:hAnsi="Times New Roman" w:cs="Times New Roman"/>
+          <w:sz w:val="24"/>
+        </w:rPr>
+      </w:pPr>
+      <w:r>
+        <w:rPr>
+          <w:rFonts w:ascii="Times New Roman" w:hAnsi="Times New Roman" w:cs="Times New Roman"/>
+          <w:sz w:val="24"/>
+        </w:rPr>
+        <w:t xml:space="preserve">- Location based or </w:t>
+      </w:r>
+      <w:proofErr w:type="spellStart"/>
+      <w:r>
+        <w:rPr>
+          <w:rFonts w:ascii="Times New Roman" w:hAnsi="Times New Roman" w:cs="Times New Roman"/>
+          <w:sz w:val="24"/>
+        </w:rPr>
+        <w:t>urgeny</w:t>
+      </w:r>
+      <w:proofErr w:type="spellEnd"/>
+      <w:r>
+        <w:rPr>
+          <w:rFonts w:ascii="Times New Roman" w:hAnsi="Times New Roman" w:cs="Times New Roman"/>
+          <w:sz w:val="24"/>
+        </w:rPr>
+        <w:t xml:space="preserve"> based CTAs </w:t>
+      </w:r>
+    </w:p>
+    <w:p>
+      <w:pPr>
+        <w:spacing w:before="100" w:beforeAutospacing="1" w:after="100" w:afterAutospacing="1" w:line="240" w:lineRule="auto"/>
+        <w:outlineLvl w:val="0"/>
+        <w:rPr>
+          <w:rFonts w:ascii="Times New Roman" w:hAnsi="Times New Roman" w:cs="Times New Roman"/>
+          <w:sz w:val="24"/>
+        </w:rPr>
+      </w:pPr>
+      <w:r>
+        <w:rPr>
+          <w:rFonts w:ascii="Times New Roman" w:hAnsi="Times New Roman" w:cs="Times New Roman"/>
+          <w:sz w:val="24"/>
+        </w:rPr>
+        <w:t xml:space="preserve">- Enquire About Packages </w:t>
+      </w:r>
+    </w:p>
+    <w:p>
+      <w:pPr>
+        <w:spacing w:before="100" w:beforeAutospacing="1" w:after="100" w:afterAutospacing="1" w:line="240" w:lineRule="auto"/>
+        <w:outlineLvl w:val="0"/>
+        <w:rPr>
+          <w:rFonts w:ascii="Times New Roman" w:hAnsi="Times New Roman" w:cs="Times New Roman"/>
+          <w:sz w:val="24"/>
+        </w:rPr>
+      </w:pPr>
+      <w:r>
+        <w:rPr>
+          <w:rFonts w:ascii="Times New Roman" w:hAnsi="Times New Roman" w:cs="Times New Roman"/>
+          <w:sz w:val="24"/>
+        </w:rPr>
+        <w:t xml:space="preserve">Tone: Professional, elegant, trustworthy, and emotionally engaging. </w:t>
+      </w:r>
+    </w:p>
+    <w:p>
+      <w:pPr>
+        <w:spacing w:before="100" w:beforeAutospacing="1" w:after="100" w:afterAutospacing="1" w:line="240" w:lineRule="auto"/>
+        <w:outlineLvl w:val="0"/>
+        <w:rPr>
+          <w:rFonts w:ascii="Times New Roman" w:eastAsia="Times New Roman" w:hAnsi="Times New Roman" w:cs="Times New Roman"/>
+          <w:b/>
+          <w:bCs/>
+          <w:kern w:val="36"/>
+          <w:sz w:val="52"/>
+          <w:szCs w:val="48"/>
+          <w:lang w:eastAsia="en-IN"/>
+        </w:rPr>
+      </w:pPr>
+      <w:r>
+        <w:rPr>
+          <w:rFonts w:ascii="Times New Roman" w:hAnsi="Times New Roman" w:cs="Times New Roman"/>
+          <w:sz w:val="24"/>
+        </w:rPr>
+        <w:t xml:space="preserve">Ensure the content is </w:t>
+      </w:r>
+      <w:proofErr w:type="spellStart"/>
+      <w:r>
+        <w:rPr>
+          <w:rFonts w:ascii="Times New Roman" w:hAnsi="Times New Roman" w:cs="Times New Roman"/>
+          <w:sz w:val="24"/>
+        </w:rPr>
+        <w:t>simple</w:t>
+      </w:r>
+      <w:proofErr w:type="gramStart"/>
+      <w:r>
+        <w:rPr>
+          <w:rFonts w:ascii="Times New Roman" w:hAnsi="Times New Roman" w:cs="Times New Roman"/>
+          <w:sz w:val="24"/>
+        </w:rPr>
+        <w:t>,confident</w:t>
+      </w:r>
+      <w:proofErr w:type="spellEnd"/>
+      <w:proofErr w:type="gramEnd"/>
+      <w:r>
+        <w:rPr>
+          <w:rFonts w:ascii="Times New Roman" w:hAnsi="Times New Roman" w:cs="Times New Roman"/>
+          <w:sz w:val="24"/>
+        </w:rPr>
+        <w:t>, persuasive, and ready to use on a business website.</w:t>
+      </w:r>
+    </w:p>
     <w:p>
       <w:pPr>
         <w:spacing w:before="100" w:beforeAutospacing="1" w:after="100" w:afterAutospacing="1" w:line="240" w:lineRule="auto"/>
@@ -16,8 +645,38 @@
           <w:lang w:eastAsia="en-IN"/>
         </w:rPr>
       </w:pPr>
-      <w:proofErr w:type="spellStart"/>
-      <w:r>
+    </w:p>
+    <w:p>
+      <w:pPr>
+        <w:spacing w:before="100" w:beforeAutospacing="1" w:after="100" w:afterAutospacing="1" w:line="240" w:lineRule="auto"/>
+        <w:outlineLvl w:val="0"/>
+        <w:rPr>
+          <w:rFonts w:ascii="Times New Roman" w:eastAsia="Times New Roman" w:hAnsi="Times New Roman" w:cs="Times New Roman"/>
+          <w:b/>
+          <w:bCs/>
+          <w:kern w:val="36"/>
+          <w:sz w:val="40"/>
+          <w:szCs w:val="48"/>
+          <w:lang w:eastAsia="en-IN"/>
+        </w:rPr>
+      </w:pPr>
+      <w:r>
+        <w:rPr>
+          <w:rFonts w:ascii="Times New Roman" w:eastAsia="Times New Roman" w:hAnsi="Times New Roman" w:cs="Times New Roman"/>
+          <w:b/>
+          <w:bCs/>
+          <w:kern w:val="36"/>
+          <w:sz w:val="40"/>
+          <w:szCs w:val="48"/>
+          <w:lang w:eastAsia="en-IN"/>
+        </w:rPr>
+        <w:t>OUTPUT:</w:t>
+      </w:r>
+    </w:p>
+    <w:p>
+      <w:pPr>
+        <w:spacing w:before="100" w:beforeAutospacing="1" w:after="100" w:afterAutospacing="1" w:line="240" w:lineRule="auto"/>
+        <w:outlineLvl w:val="0"/>
         <w:rPr>
           <w:rFonts w:ascii="Times New Roman" w:eastAsia="Times New Roman" w:hAnsi="Times New Roman" w:cs="Times New Roman"/>
           <w:b/>
@@ -27,9 +686,8 @@
           <w:szCs w:val="48"/>
           <w:lang w:eastAsia="en-IN"/>
         </w:rPr>
-        <w:t>VelvetVows</w:t>
-      </w:r>
-      <w:proofErr w:type="spellEnd"/>
+      </w:pPr>
+      <w:proofErr w:type="spellStart"/>
       <w:r>
         <w:rPr>
           <w:rFonts w:ascii="Times New Roman" w:eastAsia="Times New Roman" w:hAnsi="Times New Roman" w:cs="Times New Roman"/>
@@ -40,6 +698,19 @@
           <w:szCs w:val="48"/>
           <w:lang w:eastAsia="en-IN"/>
         </w:rPr>
+        <w:t>VelvetVows</w:t>
+      </w:r>
+      <w:proofErr w:type="spellEnd"/>
+      <w:r>
+        <w:rPr>
+          <w:rFonts w:ascii="Times New Roman" w:eastAsia="Times New Roman" w:hAnsi="Times New Roman" w:cs="Times New Roman"/>
+          <w:b/>
+          <w:bCs/>
+          <w:kern w:val="36"/>
+          <w:sz w:val="48"/>
+          <w:szCs w:val="48"/>
+          <w:lang w:eastAsia="en-IN"/>
+        </w:rPr>
         <w:t xml:space="preserve"> Celebrations</w:t>
       </w:r>
     </w:p>
@@ -75,8 +746,6 @@
       <w:r>
         <w:t>Creating Beautiful Celebrations for Families, Couples &amp; Businesses</w:t>
       </w:r>
-      <w:bookmarkStart w:id="0" w:name="_GoBack"/>
-      <w:bookmarkEnd w:id="0"/>
     </w:p>
     <w:p>
       <w:pPr>

--- a/output.docx
+++ b/output.docx
@@ -423,8 +423,6 @@
           <w:sz w:val="24"/>
         </w:rPr>
       </w:pPr>
-      <w:bookmarkStart w:id="0" w:name="_GoBack"/>
-      <w:bookmarkEnd w:id="0"/>
       <w:r>
         <w:rPr>
           <w:rFonts w:ascii="Times New Roman" w:hAnsi="Times New Roman" w:cs="Times New Roman"/>
@@ -581,6 +579,7 @@
           <w:rFonts w:ascii="Times New Roman" w:hAnsi="Times New Roman" w:cs="Times New Roman"/>
           <w:sz w:val="24"/>
         </w:rPr>
+        <w:lastRenderedPageBreak/>
         <w:t xml:space="preserve">Tone: Professional, elegant, trustworthy, and emotionally engaging. </w:t>
       </w:r>
     </w:p>
@@ -861,6 +860,7 @@
         <w:pStyle w:val="Heading1"/>
       </w:pPr>
       <w:r>
+        <w:lastRenderedPageBreak/>
         <w:t>Our Services</w:t>
       </w:r>
     </w:p>
@@ -1057,6 +1057,7 @@
         <w:pStyle w:val="NormalWeb"/>
       </w:pPr>
       <w:r>
+        <w:lastRenderedPageBreak/>
         <w:t>Turns birthdays into fun, vibrant, and unforgettable experiences for guests of all ages.</w:t>
       </w:r>
     </w:p>
@@ -1283,6 +1284,7 @@
         <w:pStyle w:val="NormalWeb"/>
       </w:pPr>
       <w:r>
+        <w:lastRenderedPageBreak/>
         <w:t>Professional event décor, branding displays, conference setups, networking event styling, and stage arrangements.</w:t>
       </w:r>
     </w:p>
@@ -1532,6 +1534,7 @@
       </w:pPr>
       <w:proofErr w:type="gramStart"/>
       <w:r>
+        <w:lastRenderedPageBreak/>
         <w:t>We're</w:t>
       </w:r>
       <w:proofErr w:type="gramEnd"/>
@@ -1737,8 +1740,9 @@
       <w:r>
         <w:t xml:space="preserve"> Check Availability</w:t>
       </w:r>
-    </w:p>
-    <w:p/>
+      <w:bookmarkStart w:id="0" w:name="_GoBack"/>
+      <w:bookmarkEnd w:id="0"/>
+    </w:p>
     <w:sectPr>
       <w:pgSz w:w="11906" w:h="16838"/>
       <w:pgMar w:top="993" w:right="1440" w:bottom="1418" w:left="1440" w:header="708" w:footer="708" w:gutter="0"/>

--- a/output.docx
+++ b/output.docx
@@ -209,23 +209,7 @@
           <w:rFonts w:ascii="Times New Roman" w:hAnsi="Times New Roman" w:cs="Times New Roman"/>
           <w:sz w:val="24"/>
         </w:rPr>
-        <w:t xml:space="preserve">2. Service page descriptions with sample image suggestions </w:t>
-      </w:r>
-      <w:proofErr w:type="gramStart"/>
-      <w:r>
-        <w:rPr>
-          <w:rFonts w:ascii="Times New Roman" w:hAnsi="Times New Roman" w:cs="Times New Roman"/>
-          <w:sz w:val="24"/>
-        </w:rPr>
-        <w:t>for</w:t>
-      </w:r>
-      <w:proofErr w:type="gramEnd"/>
-      <w:r>
-        <w:rPr>
-          <w:rFonts w:ascii="Times New Roman" w:hAnsi="Times New Roman" w:cs="Times New Roman"/>
-          <w:sz w:val="24"/>
-        </w:rPr>
-        <w:t xml:space="preserve">: </w:t>
+        <w:t xml:space="preserve">2. Service page descriptions with sample image suggestions for: </w:t>
       </w:r>
     </w:p>
     <w:p>
@@ -445,23 +429,7 @@
           <w:rFonts w:ascii="Times New Roman" w:hAnsi="Times New Roman" w:cs="Times New Roman"/>
           <w:sz w:val="24"/>
         </w:rPr>
-        <w:t xml:space="preserve">3. Strong CTA sections </w:t>
-      </w:r>
-      <w:proofErr w:type="gramStart"/>
-      <w:r>
-        <w:rPr>
-          <w:rFonts w:ascii="Times New Roman" w:hAnsi="Times New Roman" w:cs="Times New Roman"/>
-          <w:sz w:val="24"/>
-        </w:rPr>
-        <w:t>for</w:t>
-      </w:r>
-      <w:proofErr w:type="gramEnd"/>
-      <w:r>
-        <w:rPr>
-          <w:rFonts w:ascii="Times New Roman" w:hAnsi="Times New Roman" w:cs="Times New Roman"/>
-          <w:sz w:val="24"/>
-        </w:rPr>
-        <w:t xml:space="preserve">: </w:t>
+        <w:t xml:space="preserve">3. Strong CTA sections for: </w:t>
       </w:r>
     </w:p>
     <w:p>
@@ -610,18 +578,9 @@
           <w:rFonts w:ascii="Times New Roman" w:hAnsi="Times New Roman" w:cs="Times New Roman"/>
           <w:sz w:val="24"/>
         </w:rPr>
-        <w:t>simple</w:t>
-      </w:r>
-      <w:proofErr w:type="gramStart"/>
-      <w:r>
-        <w:rPr>
-          <w:rFonts w:ascii="Times New Roman" w:hAnsi="Times New Roman" w:cs="Times New Roman"/>
-          <w:sz w:val="24"/>
-        </w:rPr>
-        <w:t>,confident</w:t>
+        <w:t>simple,confident</w:t>
       </w:r>
       <w:proofErr w:type="spellEnd"/>
-      <w:proofErr w:type="gramEnd"/>
       <w:r>
         <w:rPr>
           <w:rFonts w:ascii="Times New Roman" w:hAnsi="Times New Roman" w:cs="Times New Roman"/>
@@ -751,15 +710,7 @@
         <w:pStyle w:val="NormalWeb"/>
       </w:pPr>
       <w:r>
-        <w:t xml:space="preserve">Whether </w:t>
-      </w:r>
-      <w:proofErr w:type="gramStart"/>
-      <w:r>
-        <w:t>you're</w:t>
-      </w:r>
-      <w:proofErr w:type="gramEnd"/>
-      <w:r>
-        <w:t xml:space="preserve"> planning a dream wedding, a joyful birthday, a memorable corporate gathering, or a custom-themed event, we bring creativity, care, and attention to detail to make every celebration stress-free and extraordinary.</w:t>
+        <w:t>Whether you're planning a dream wedding, a joyful birthday, a memorable corporate gathering, or a custom-themed event, we bring creativity, care, and attention to detail to make every celebration stress-free and extraordinary.</w:t>
       </w:r>
     </w:p>
     <w:p>
@@ -783,15 +734,7 @@
         <w:pStyle w:val="NormalWeb"/>
       </w:pPr>
       <w:r>
-        <w:t xml:space="preserve">Every celebration marks a special chapter in life, and </w:t>
-      </w:r>
-      <w:proofErr w:type="gramStart"/>
-      <w:r>
-        <w:t>we're</w:t>
-      </w:r>
-      <w:proofErr w:type="gramEnd"/>
-      <w:r>
-        <w:t xml:space="preserve"> here to make it truly remarkable. At </w:t>
+        <w:t xml:space="preserve">Every celebration marks a special chapter in life, and we're here to make it truly remarkable. At </w:t>
       </w:r>
       <w:proofErr w:type="spellStart"/>
       <w:r>
@@ -807,15 +750,7 @@
         <w:pStyle w:val="NormalWeb"/>
       </w:pPr>
       <w:r>
-        <w:t xml:space="preserve">From intimate gatherings to grand celebrations, our dedicated team works closely with you to ensure every detail </w:t>
-      </w:r>
-      <w:proofErr w:type="gramStart"/>
-      <w:r>
-        <w:t>is beautifully executed</w:t>
-      </w:r>
-      <w:proofErr w:type="gramEnd"/>
-      <w:r>
-        <w:t>, allowing you to enjoy every moment without worry.</w:t>
+        <w:t>From intimate gatherings to grand celebrations, our dedicated team works closely with you to ensure every detail is beautifully executed, allowing you to enjoy every moment without worry.</w:t>
       </w:r>
     </w:p>
     <w:p>
@@ -1532,14 +1467,9 @@
       <w:pPr>
         <w:pStyle w:val="NormalWeb"/>
       </w:pPr>
-      <w:proofErr w:type="gramStart"/>
       <w:r>
         <w:lastRenderedPageBreak/>
-        <w:t>We're</w:t>
-      </w:r>
-      <w:proofErr w:type="gramEnd"/>
-      <w:r>
-        <w:t xml:space="preserve"> committed to delivering celebrations that exceed expectations and create lasting memories.</w:t>
+        <w:t>We're committed to delivering celebrations that exceed expectations and create lasting memories.</w:t>
       </w:r>
     </w:p>
     <w:p>
@@ -1563,15 +1493,7 @@
         <w:pStyle w:val="NormalWeb"/>
       </w:pPr>
       <w:r>
-        <w:t xml:space="preserve">Every unforgettable celebration starts with a simple conversation. Share your vision with us, and </w:t>
-      </w:r>
-      <w:proofErr w:type="gramStart"/>
-      <w:r>
-        <w:t>we'll</w:t>
-      </w:r>
-      <w:proofErr w:type="gramEnd"/>
-      <w:r>
-        <w:t xml:space="preserve"> help bring it to life with creativity, elegance, and care.</w:t>
+        <w:t>Every unforgettable celebration starts with a simple conversation. Share your vision with us, and we'll help bring it to life with creativity, elegance, and care.</w:t>
       </w:r>
     </w:p>
     <w:p>
@@ -1616,13 +1538,8 @@
       <w:pPr>
         <w:pStyle w:val="NormalWeb"/>
       </w:pPr>
-      <w:proofErr w:type="gramStart"/>
-      <w:r>
-        <w:t>Let's</w:t>
-      </w:r>
-      <w:proofErr w:type="gramEnd"/>
-      <w:r>
-        <w:t xml:space="preserve"> discuss your ideas and start planning a celebration you'll never forget.</w:t>
+      <w:r>
+        <w:t>Let's discuss your ideas and start planning a celebration you'll never forget.</w:t>
       </w:r>
     </w:p>
     <w:p>
@@ -1660,15 +1577,7 @@
         <w:pStyle w:val="NormalWeb"/>
       </w:pPr>
       <w:r>
-        <w:t xml:space="preserve">Whether </w:t>
-      </w:r>
-      <w:proofErr w:type="gramStart"/>
-      <w:r>
-        <w:t>you're</w:t>
-      </w:r>
-      <w:proofErr w:type="gramEnd"/>
-      <w:r>
-        <w:t xml:space="preserve"> planning an intimate gathering or a grand celebration, we offer customized packages to suit your requirements and budget.</w:t>
+        <w:t>Whether you're planning an intimate gathering or a grand celebration, we offer customized packages to suit your requirements and budget.</w:t>
       </w:r>
     </w:p>
     <w:p>
@@ -1705,11 +1614,9 @@
       <w:pPr>
         <w:pStyle w:val="Heading2"/>
       </w:pPr>
-      <w:proofErr w:type="gramStart"/>
       <w:r>
         <w:t>Planning an Upcoming Event?</w:t>
       </w:r>
-      <w:proofErr w:type="gramEnd"/>
     </w:p>
     <w:p>
       <w:pPr>

--- a/output.docx
+++ b/output.docx
@@ -209,7 +209,23 @@
           <w:rFonts w:ascii="Times New Roman" w:hAnsi="Times New Roman" w:cs="Times New Roman"/>
           <w:sz w:val="24"/>
         </w:rPr>
-        <w:t xml:space="preserve">2. Service page descriptions with sample image suggestions for: </w:t>
+        <w:t xml:space="preserve">2. Service page descriptions with sample image suggestions </w:t>
+      </w:r>
+      <w:proofErr w:type="gramStart"/>
+      <w:r>
+        <w:rPr>
+          <w:rFonts w:ascii="Times New Roman" w:hAnsi="Times New Roman" w:cs="Times New Roman"/>
+          <w:sz w:val="24"/>
+        </w:rPr>
+        <w:t>for</w:t>
+      </w:r>
+      <w:proofErr w:type="gramEnd"/>
+      <w:r>
+        <w:rPr>
+          <w:rFonts w:ascii="Times New Roman" w:hAnsi="Times New Roman" w:cs="Times New Roman"/>
+          <w:sz w:val="24"/>
+        </w:rPr>
+        <w:t xml:space="preserve">: </w:t>
       </w:r>
     </w:p>
     <w:p>
@@ -429,7 +445,23 @@
           <w:rFonts w:ascii="Times New Roman" w:hAnsi="Times New Roman" w:cs="Times New Roman"/>
           <w:sz w:val="24"/>
         </w:rPr>
-        <w:t xml:space="preserve">3. Strong CTA sections for: </w:t>
+        <w:t xml:space="preserve">3. Strong CTA sections </w:t>
+      </w:r>
+      <w:proofErr w:type="gramStart"/>
+      <w:r>
+        <w:rPr>
+          <w:rFonts w:ascii="Times New Roman" w:hAnsi="Times New Roman" w:cs="Times New Roman"/>
+          <w:sz w:val="24"/>
+        </w:rPr>
+        <w:t>for</w:t>
+      </w:r>
+      <w:proofErr w:type="gramEnd"/>
+      <w:r>
+        <w:rPr>
+          <w:rFonts w:ascii="Times New Roman" w:hAnsi="Times New Roman" w:cs="Times New Roman"/>
+          <w:sz w:val="24"/>
+        </w:rPr>
+        <w:t xml:space="preserve">: </w:t>
       </w:r>
     </w:p>
     <w:p>
@@ -578,9 +610,18 @@
           <w:rFonts w:ascii="Times New Roman" w:hAnsi="Times New Roman" w:cs="Times New Roman"/>
           <w:sz w:val="24"/>
         </w:rPr>
-        <w:t>simple,confident</w:t>
+        <w:t>simple</w:t>
+      </w:r>
+      <w:proofErr w:type="gramStart"/>
+      <w:r>
+        <w:rPr>
+          <w:rFonts w:ascii="Times New Roman" w:hAnsi="Times New Roman" w:cs="Times New Roman"/>
+          <w:sz w:val="24"/>
+        </w:rPr>
+        <w:t>,confident</w:t>
       </w:r>
       <w:proofErr w:type="spellEnd"/>
+      <w:proofErr w:type="gramEnd"/>
       <w:r>
         <w:rPr>
           <w:rFonts w:ascii="Times New Roman" w:hAnsi="Times New Roman" w:cs="Times New Roman"/>
@@ -710,7 +751,15 @@
         <w:pStyle w:val="NormalWeb"/>
       </w:pPr>
       <w:r>
-        <w:t>Whether you're planning a dream wedding, a joyful birthday, a memorable corporate gathering, or a custom-themed event, we bring creativity, care, and attention to detail to make every celebration stress-free and extraordinary.</w:t>
+        <w:t xml:space="preserve">Whether </w:t>
+      </w:r>
+      <w:proofErr w:type="gramStart"/>
+      <w:r>
+        <w:t>you're</w:t>
+      </w:r>
+      <w:proofErr w:type="gramEnd"/>
+      <w:r>
+        <w:t xml:space="preserve"> planning a dream wedding, a joyful birthday, a memorable corporate gathering, or a custom-themed event, we bring creativity, care, and attention to detail to make every celebration stress-free and extraordinary.</w:t>
       </w:r>
     </w:p>
     <w:p>
@@ -734,7 +783,15 @@
         <w:pStyle w:val="NormalWeb"/>
       </w:pPr>
       <w:r>
-        <w:t xml:space="preserve">Every celebration marks a special chapter in life, and we're here to make it truly remarkable. At </w:t>
+        <w:t xml:space="preserve">Every celebration marks a special chapter in life, and </w:t>
+      </w:r>
+      <w:proofErr w:type="gramStart"/>
+      <w:r>
+        <w:t>we're</w:t>
+      </w:r>
+      <w:proofErr w:type="gramEnd"/>
+      <w:r>
+        <w:t xml:space="preserve"> here to make it truly remarkable. At </w:t>
       </w:r>
       <w:proofErr w:type="spellStart"/>
       <w:r>
@@ -750,7 +807,15 @@
         <w:pStyle w:val="NormalWeb"/>
       </w:pPr>
       <w:r>
-        <w:t>From intimate gatherings to grand celebrations, our dedicated team works closely with you to ensure every detail is beautifully executed, allowing you to enjoy every moment without worry.</w:t>
+        <w:t xml:space="preserve">From intimate gatherings to grand celebrations, our dedicated team works closely with you to ensure every detail </w:t>
+      </w:r>
+      <w:proofErr w:type="gramStart"/>
+      <w:r>
+        <w:t>is beautifully executed</w:t>
+      </w:r>
+      <w:proofErr w:type="gramEnd"/>
+      <w:r>
+        <w:t>, allowing you to enjoy every moment without worry.</w:t>
       </w:r>
     </w:p>
     <w:p>
@@ -1467,9 +1532,14 @@
       <w:pPr>
         <w:pStyle w:val="NormalWeb"/>
       </w:pPr>
+      <w:proofErr w:type="gramStart"/>
       <w:r>
         <w:lastRenderedPageBreak/>
-        <w:t>We're committed to delivering celebrations that exceed expectations and create lasting memories.</w:t>
+        <w:t>We're</w:t>
+      </w:r>
+      <w:proofErr w:type="gramEnd"/>
+      <w:r>
+        <w:t xml:space="preserve"> committed to delivering celebrations that exceed expectations and create lasting memories.</w:t>
       </w:r>
     </w:p>
     <w:p>
@@ -1493,7 +1563,15 @@
         <w:pStyle w:val="NormalWeb"/>
       </w:pPr>
       <w:r>
-        <w:t>Every unforgettable celebration starts with a simple conversation. Share your vision with us, and we'll help bring it to life with creativity, elegance, and care.</w:t>
+        <w:t xml:space="preserve">Every unforgettable celebration starts with a simple conversation. Share your vision with us, and </w:t>
+      </w:r>
+      <w:proofErr w:type="gramStart"/>
+      <w:r>
+        <w:t>we'll</w:t>
+      </w:r>
+      <w:proofErr w:type="gramEnd"/>
+      <w:r>
+        <w:t xml:space="preserve"> help bring it to life with creativity, elegance, and care.</w:t>
       </w:r>
     </w:p>
     <w:p>
@@ -1538,8 +1616,13 @@
       <w:pPr>
         <w:pStyle w:val="NormalWeb"/>
       </w:pPr>
-      <w:r>
-        <w:t>Let's discuss your ideas and start planning a celebration you'll never forget.</w:t>
+      <w:proofErr w:type="gramStart"/>
+      <w:r>
+        <w:t>Let's</w:t>
+      </w:r>
+      <w:proofErr w:type="gramEnd"/>
+      <w:r>
+        <w:t xml:space="preserve"> discuss your ideas and start planning a celebration you'll never forget.</w:t>
       </w:r>
     </w:p>
     <w:p>
@@ -1577,7 +1660,15 @@
         <w:pStyle w:val="NormalWeb"/>
       </w:pPr>
       <w:r>
-        <w:t>Whether you're planning an intimate gathering or a grand celebration, we offer customized packages to suit your requirements and budget.</w:t>
+        <w:t xml:space="preserve">Whether </w:t>
+      </w:r>
+      <w:proofErr w:type="gramStart"/>
+      <w:r>
+        <w:t>you're</w:t>
+      </w:r>
+      <w:proofErr w:type="gramEnd"/>
+      <w:r>
+        <w:t xml:space="preserve"> planning an intimate gathering or a grand celebration, we offer customized packages to suit your requirements and budget.</w:t>
       </w:r>
     </w:p>
     <w:p>
@@ -1614,9 +1705,11 @@
       <w:pPr>
         <w:pStyle w:val="Heading2"/>
       </w:pPr>
+      <w:proofErr w:type="gramStart"/>
       <w:r>
         <w:t>Planning an Upcoming Event?</w:t>
       </w:r>
+      <w:proofErr w:type="gramEnd"/>
     </w:p>
     <w:p>
       <w:pPr>
